--- a/materials/経営分析2/resume/経営分析2_過去問レジュメ.docx
+++ b/materials/経営分析2/resume/経営分析2_過去問レジュメ.docx
@@ -4897,7 +4897,7 @@
           <w:sz w:val="21"/>
           <w:szCs w:val="21"/>
         </w:rPr>
-        <w:t xml:space="preserve">企業Bはすでに多額の有利子負債を抱えM&amp;Aによる事業拡大を続けているため、①負債比率制限条項（一定の負債比率を超える社債の追加発行を禁止する）が有効である。多額の有利子負債とM&amp;A志向という特徴から、経営者が更なる負債調達で既存社債権者の請求権を希薄化させたり、無謀な買収によるリスク・シフティングを行ったりする懸念が大きいため、追加発行や投資活動を制限する必要がある。また、流動比率・手元流動性比率が低いことから、②運転資本制限条項（一定水準の運転資本が維持されない場合に配当支払いや追加投資を禁止する）も有効である。すでに手元資金に余裕がなく、資金繰りが悪化すれば元利払いが困難になるおそれがあるため、運転資本の下限を確保させることでデフォルト・リスクを抑制できる。なお、株主還元に消極的で利益変動性も低いため、配当制限条項・利益維持条項の優先度は相対的に低い。</w:t>
+        <w:t xml:space="preserve">本問は「財務制限条項（財務上の特約）」という日本特有の呼称を用い「米国の」との限定もないことから、日本の財務制限条項（大蔵省ルールに由来する4種：①担保提供制限条項②純資産額維持条項③配当制限条項④利益維持条項）を前提とする設問と解される。①は除外指定のため、残り3種から2つを選ぶ。企業Bはすでに多額の有利子負債を抱え、M&amp;A戦略によりさらなる借入・のれん計上等でレバレッジが高まりやすく、加えて流動比率・手元流動性比率が低く財務的な緩衝に乏しい。この状態で自己資本（純資産）が毀損すれば債務超過・デフォルトのリスクが急速に高まるため、①純資産額維持条項（純資産を発行直前期の75％以上に維持）が有効である。純資産の下限を契約上拘束することで、経営者が過度な負債調達やリスクの高いM&amp;Aによって財務基盤を毀損する行動を事前に抑制できる。また、企業Bは現状「利益変動性が低く安定した利益」を計上しているため、②利益維持条項（経常損益が3期連続で損失となった場合に期限の利益を喪失させる）を設定しても平時の発動リスクは低く、社債権者にとって設定コストが小さい一方、多額の負債とM&amp;Aによる急速な事業拡大という潜在リスクが顕在化し実際に業績が悪化した際には早期にデフォルトの引き金を引ける安全弁として機能する。なお、企業Bは「株主還元に消極的で極端なペイアウトの心配はない」と明記されており、配当を通じた社外流出リスクは元来小さいため、③配当制限条項をあえて設定する限界的便益は小さく、優先度は相対的に低いと判断できる。</w:t>
       </w:r>
     </w:p>
     <w:p>
@@ -4931,7 +4931,25 @@
           <w:sz w:val="21"/>
           <w:szCs w:val="21"/>
         </w:rPr>
-        <w:t xml:space="preserve">企業Bの5つの特徴を漏れなく参照し、条項選択の理由づけに使うこと（多額の負債・M&amp;A→負債比率制限、低い流動性→運転資本制限、株主還元消極的・利益安定→配当/利益維持条項は不要という消去法）。</w:t>
+        <w:t xml:space="preserve">設問文が「財務上の特約」という日本特有の呼称を用い「米国の」との限定がないことから、日本の財務制限条項4種（①担保提供制限条項②純資産額維持条項③配当制限条項④利益維持条項、第2章2.3節）が前提であると気づくこと。負債比率制限条項・運転資本制限条項は米国の財務制限条項（2.2節）であり本問の対象外。</w:t>
+      </w:r>
+    </w:p>
+    <w:p>
+      <w:pPr>
+        <w:pStyle w:val="ListParagraph"/>
+        <w:numPr>
+          <w:ilvl w:val="0"/>
+          <w:numId w:val="2"/>
+        </w:numPr>
+        <w:spacing w:after="80" w:line="300"/>
+      </w:pPr>
+      <w:r>
+        <w:rPr>
+          <w:rFonts w:ascii="Yu Mincho" w:cs="Yu Mincho" w:eastAsia="Yu Mincho" w:hAnsi="Yu Mincho"/>
+          <w:sz w:val="21"/>
+          <w:szCs w:val="21"/>
+        </w:rPr>
+        <w:t xml:space="preserve">企業Bの5つの特徴を漏れなく参照し、条項選択の理由づけに使うこと（多額の負債・M&amp;A・低流動性→純資産額維持条項、利益が安定＝設定コストが低い→利益維持条項、株主還元消極的→配当制限条項は優先度低いという消去法）。</w:t>
       </w:r>
     </w:p>
     <w:p>
@@ -4985,7 +5003,7 @@
           <w:sz w:val="21"/>
           <w:szCs w:val="21"/>
         </w:rPr>
-        <w:t xml:space="preserve">出典：第2章2.2節（米国の財務制限条項4種）。</w:t>
+        <w:t xml:space="preserve">出典：第2章2.3節（日本の財務制限条項4種）。</w:t>
       </w:r>
     </w:p>
     <w:p>
